--- a/templates/template_标题编号-列表第二行顶格.docx
+++ b/templates/template_标题编号-列表第二行顶格.docx
@@ -263,7 +263,27 @@
           <w:bCs/>
           <w:lang w:eastAsia="zh-CN"/>
         </w:rPr>
-        <w:t>市场调研与竞品分析：</w:t>
+        <w:t>市场调研</w:t>
+      </w:r>
+      <w:proofErr w:type="gramStart"/>
+      <w:r>
+        <w:rPr>
+          <w:rFonts w:hint="eastAsia"/>
+          <w:b/>
+          <w:bCs/>
+          <w:lang w:eastAsia="zh-CN"/>
+        </w:rPr>
+        <w:t>与竞品分析</w:t>
+      </w:r>
+      <w:proofErr w:type="gramEnd"/>
+      <w:r>
+        <w:rPr>
+          <w:rFonts w:hint="eastAsia"/>
+          <w:b/>
+          <w:bCs/>
+          <w:lang w:eastAsia="zh-CN"/>
+        </w:rPr>
+        <w:t>：</w:t>
       </w:r>
       <w:r>
         <w:rPr>
@@ -325,12 +345,37 @@
         </w:rPr>
         <w:t>技术可行性评估：</w:t>
       </w:r>
-      <w:r>
-        <w:rPr>
-          <w:rFonts w:hint="eastAsia"/>
-          <w:lang w:eastAsia="zh-CN"/>
-        </w:rPr>
-        <w:t>架构师和资深开发工程师将针对需求文档中的核心技术难点进行预研，评估现有技术栈是否能够满足性能要求。</w:t>
+      <w:proofErr w:type="gramStart"/>
+      <w:r>
+        <w:rPr>
+          <w:rFonts w:hint="eastAsia"/>
+          <w:lang w:eastAsia="zh-CN"/>
+        </w:rPr>
+        <w:t>架构师</w:t>
+      </w:r>
+      <w:proofErr w:type="gramEnd"/>
+      <w:r>
+        <w:rPr>
+          <w:rFonts w:hint="eastAsia"/>
+          <w:lang w:eastAsia="zh-CN"/>
+        </w:rPr>
+        <w:t>和资深开发工程师将针对需求文档中的核心技术难点进行预研，评估现有技术</w:t>
+      </w:r>
+      <w:proofErr w:type="gramStart"/>
+      <w:r>
+        <w:rPr>
+          <w:rFonts w:hint="eastAsia"/>
+          <w:lang w:eastAsia="zh-CN"/>
+        </w:rPr>
+        <w:t>栈</w:t>
+      </w:r>
+      <w:proofErr w:type="gramEnd"/>
+      <w:r>
+        <w:rPr>
+          <w:rFonts w:hint="eastAsia"/>
+          <w:lang w:eastAsia="zh-CN"/>
+        </w:rPr>
+        <w:t>是否能够满足性能要求。</w:t>
       </w:r>
     </w:p>
     <w:p>
@@ -361,7 +406,23 @@
           <w:rFonts w:hint="eastAsia"/>
           <w:lang w:eastAsia="zh-CN"/>
         </w:rPr>
-        <w:t>在需求明确后，架构师将开始设计系统的整体框架，包括数据库设计、</w:t>
+        <w:t>在需求明确后，</w:t>
+      </w:r>
+      <w:proofErr w:type="gramStart"/>
+      <w:r>
+        <w:rPr>
+          <w:rFonts w:hint="eastAsia"/>
+          <w:lang w:eastAsia="zh-CN"/>
+        </w:rPr>
+        <w:t>架构师</w:t>
+      </w:r>
+      <w:proofErr w:type="gramEnd"/>
+      <w:r>
+        <w:rPr>
+          <w:rFonts w:hint="eastAsia"/>
+          <w:lang w:eastAsia="zh-CN"/>
+        </w:rPr>
+        <w:t>将开始设计系统的整体框架，包括数据库设计、</w:t>
       </w:r>
       <w:r>
         <w:rPr>
@@ -381,7 +442,23 @@
           <w:rFonts w:hint="eastAsia"/>
           <w:lang w:eastAsia="zh-CN"/>
         </w:rPr>
-        <w:t>接口规范以及微服务拆分方案。</w:t>
+        <w:t>接口规范以及</w:t>
+      </w:r>
+      <w:proofErr w:type="gramStart"/>
+      <w:r>
+        <w:rPr>
+          <w:rFonts w:hint="eastAsia"/>
+          <w:lang w:eastAsia="zh-CN"/>
+        </w:rPr>
+        <w:t>微服务</w:t>
+      </w:r>
+      <w:proofErr w:type="gramEnd"/>
+      <w:r>
+        <w:rPr>
+          <w:rFonts w:hint="eastAsia"/>
+          <w:lang w:eastAsia="zh-CN"/>
+        </w:rPr>
+        <w:t>拆分方案。</w:t>
       </w:r>
       <w:bookmarkEnd w:id="14"/>
     </w:p>
@@ -444,7 +521,27 @@
           <w:bCs/>
           <w:lang w:eastAsia="zh-CN"/>
         </w:rPr>
-        <w:t>市场调研与竞品分析：</w:t>
+        <w:t>市场调研</w:t>
+      </w:r>
+      <w:proofErr w:type="gramStart"/>
+      <w:r>
+        <w:rPr>
+          <w:rFonts w:hint="eastAsia"/>
+          <w:b/>
+          <w:bCs/>
+          <w:lang w:eastAsia="zh-CN"/>
+        </w:rPr>
+        <w:t>与竞品分析</w:t>
+      </w:r>
+      <w:proofErr w:type="gramEnd"/>
+      <w:r>
+        <w:rPr>
+          <w:rFonts w:hint="eastAsia"/>
+          <w:b/>
+          <w:bCs/>
+          <w:lang w:eastAsia="zh-CN"/>
+        </w:rPr>
+        <w:t>：</w:t>
       </w:r>
       <w:r>
         <w:rPr>
@@ -504,12 +601,37 @@
         </w:rPr>
         <w:t>技术可行性评估：</w:t>
       </w:r>
-      <w:r>
-        <w:rPr>
-          <w:rFonts w:hint="eastAsia"/>
-          <w:lang w:eastAsia="zh-CN"/>
-        </w:rPr>
-        <w:t>架构师和资深开发工程师将针对需求文档中的核心技术难点进行预研，评估现有技术栈是否能够满足性能要求。</w:t>
+      <w:proofErr w:type="gramStart"/>
+      <w:r>
+        <w:rPr>
+          <w:rFonts w:hint="eastAsia"/>
+          <w:lang w:eastAsia="zh-CN"/>
+        </w:rPr>
+        <w:t>架构师</w:t>
+      </w:r>
+      <w:proofErr w:type="gramEnd"/>
+      <w:r>
+        <w:rPr>
+          <w:rFonts w:hint="eastAsia"/>
+          <w:lang w:eastAsia="zh-CN"/>
+        </w:rPr>
+        <w:t>和资深开发工程师将针对需求文档中的核心技术难点进行预研，评估现有技术</w:t>
+      </w:r>
+      <w:proofErr w:type="gramStart"/>
+      <w:r>
+        <w:rPr>
+          <w:rFonts w:hint="eastAsia"/>
+          <w:lang w:eastAsia="zh-CN"/>
+        </w:rPr>
+        <w:t>栈</w:t>
+      </w:r>
+      <w:proofErr w:type="gramEnd"/>
+      <w:r>
+        <w:rPr>
+          <w:rFonts w:hint="eastAsia"/>
+          <w:lang w:eastAsia="zh-CN"/>
+        </w:rPr>
+        <w:t>是否能够满足性能要求。</w:t>
       </w:r>
     </w:p>
     <w:p>
@@ -539,7 +661,23 @@
           <w:rFonts w:hint="eastAsia"/>
           <w:lang w:eastAsia="zh-CN"/>
         </w:rPr>
-        <w:t>在需求明确后，架构师将开始设计系统的整体框架，包括数据库设计、</w:t>
+        <w:t>在需求明确后，</w:t>
+      </w:r>
+      <w:proofErr w:type="gramStart"/>
+      <w:r>
+        <w:rPr>
+          <w:rFonts w:hint="eastAsia"/>
+          <w:lang w:eastAsia="zh-CN"/>
+        </w:rPr>
+        <w:t>架构师</w:t>
+      </w:r>
+      <w:proofErr w:type="gramEnd"/>
+      <w:r>
+        <w:rPr>
+          <w:rFonts w:hint="eastAsia"/>
+          <w:lang w:eastAsia="zh-CN"/>
+        </w:rPr>
+        <w:t>将开始设计系统的整体框架，包括数据库设计、</w:t>
       </w:r>
       <w:r>
         <w:rPr>
@@ -559,7 +697,23 @@
           <w:rFonts w:hint="eastAsia"/>
           <w:lang w:eastAsia="zh-CN"/>
         </w:rPr>
-        <w:t>接口规范以及微服务拆分方案。</w:t>
+        <w:t>接口规范以及</w:t>
+      </w:r>
+      <w:proofErr w:type="gramStart"/>
+      <w:r>
+        <w:rPr>
+          <w:rFonts w:hint="eastAsia"/>
+          <w:lang w:eastAsia="zh-CN"/>
+        </w:rPr>
+        <w:t>微服务</w:t>
+      </w:r>
+      <w:proofErr w:type="gramEnd"/>
+      <w:r>
+        <w:rPr>
+          <w:rFonts w:hint="eastAsia"/>
+          <w:lang w:eastAsia="zh-CN"/>
+        </w:rPr>
+        <w:t>拆分方案。</w:t>
       </w:r>
     </w:p>
     <w:p>
@@ -588,12 +742,14 @@
           </w:rPr>
           <w:t>Achuan-2</w:t>
         </w:r>
+        <w:proofErr w:type="gramStart"/>
         <w:r>
           <w:rPr>
             <w:rStyle w:val="ae"/>
           </w:rPr>
           <w:t>的博客</w:t>
         </w:r>
+        <w:proofErr w:type="gramEnd"/>
       </w:hyperlink>
     </w:p>
     <w:bookmarkEnd w:id="21"/>
@@ -703,6 +859,7 @@
         </w:rPr>
         <w:t>(</w:t>
       </w:r>
+      <w:proofErr w:type="gramStart"/>
       <w:r>
         <w:rPr>
           <w:rFonts w:ascii="Consolas" w:eastAsiaTheme="minorEastAsia" w:hAnsi="Consolas"/>
@@ -731,7 +888,29 @@
           <w:shd w:val="clear" w:color="auto" w:fill="auto"/>
           <w:lang w:eastAsia="en-US"/>
         </w:rPr>
-        <w:t>x_min</w:t>
+        <w:t>x</w:t>
+      </w:r>
+      <w:proofErr w:type="gramEnd"/>
+      <w:r>
+        <w:rPr>
+          <w:rFonts w:ascii="Consolas" w:eastAsiaTheme="minorEastAsia" w:hAnsi="Consolas"/>
+          <w:color w:val="19177C"/>
+          <w:sz w:val="22"/>
+          <w:shd w:val="clear" w:color="auto" w:fill="auto"/>
+          <w:lang w:eastAsia="en-US"/>
+        </w:rPr>
+        <w:t>_</w:t>
+      </w:r>
+      <w:proofErr w:type="gramStart"/>
+      <w:r>
+        <w:rPr>
+          <w:rFonts w:ascii="Consolas" w:eastAsiaTheme="minorEastAsia" w:hAnsi="Consolas"/>
+          <w:color w:val="19177C"/>
+          <w:sz w:val="22"/>
+          <w:shd w:val="clear" w:color="auto" w:fill="auto"/>
+          <w:lang w:eastAsia="en-US"/>
+        </w:rPr>
+        <w:t>min</w:t>
       </w:r>
       <w:r>
         <w:rPr>
@@ -751,27 +930,9 @@
           <w:shd w:val="clear" w:color="auto" w:fill="auto"/>
           <w:lang w:eastAsia="en-US"/>
         </w:rPr>
-        <w:t>x_max</w:t>
-      </w:r>
-      <w:r>
-        <w:rPr>
-          <w:rFonts w:ascii="Consolas" w:eastAsiaTheme="minorEastAsia" w:hAnsi="Consolas"/>
-          <w:sz w:val="22"/>
-          <w:shd w:val="clear" w:color="auto" w:fill="auto"/>
-          <w:lang w:eastAsia="en-US"/>
-        </w:rPr>
-        <w:t>)</w:t>
-      </w:r>
-      <w:r>
-        <w:rPr>
-          <w:rFonts w:ascii="Consolas" w:eastAsiaTheme="minorEastAsia" w:hAnsi="Consolas"/>
-          <w:sz w:val="22"/>
-          <w:shd w:val="clear" w:color="auto" w:fill="auto"/>
-          <w:lang w:eastAsia="en-US"/>
-        </w:rPr>
-        <w:br/>
-        <w:t xml:space="preserve">    </w:t>
-      </w:r>
+        <w:t>x</w:t>
+      </w:r>
+      <w:proofErr w:type="gramEnd"/>
       <w:r>
         <w:rPr>
           <w:rFonts w:ascii="Consolas" w:eastAsiaTheme="minorEastAsia" w:hAnsi="Consolas"/>
@@ -780,6 +941,35 @@
           <w:shd w:val="clear" w:color="auto" w:fill="auto"/>
           <w:lang w:eastAsia="en-US"/>
         </w:rPr>
+        <w:t>_max</w:t>
+      </w:r>
+      <w:r>
+        <w:rPr>
+          <w:rFonts w:ascii="Consolas" w:eastAsiaTheme="minorEastAsia" w:hAnsi="Consolas"/>
+          <w:sz w:val="22"/>
+          <w:shd w:val="clear" w:color="auto" w:fill="auto"/>
+          <w:lang w:eastAsia="en-US"/>
+        </w:rPr>
+        <w:t>)</w:t>
+      </w:r>
+      <w:r>
+        <w:rPr>
+          <w:rFonts w:ascii="Consolas" w:eastAsiaTheme="minorEastAsia" w:hAnsi="Consolas"/>
+          <w:sz w:val="22"/>
+          <w:shd w:val="clear" w:color="auto" w:fill="auto"/>
+          <w:lang w:eastAsia="en-US"/>
+        </w:rPr>
+        <w:br/>
+        <w:t xml:space="preserve">    </w:t>
+      </w:r>
+      <w:r>
+        <w:rPr>
+          <w:rFonts w:ascii="Consolas" w:eastAsiaTheme="minorEastAsia" w:hAnsi="Consolas"/>
+          <w:color w:val="19177C"/>
+          <w:sz w:val="22"/>
+          <w:shd w:val="clear" w:color="auto" w:fill="auto"/>
+          <w:lang w:eastAsia="en-US"/>
+        </w:rPr>
         <w:t>y</w:t>
       </w:r>
       <w:r>
@@ -830,6 +1020,7 @@
         </w:rPr>
         <w:t>(</w:t>
       </w:r>
+      <w:proofErr w:type="gramStart"/>
       <w:r>
         <w:rPr>
           <w:rFonts w:ascii="Consolas" w:eastAsiaTheme="minorEastAsia" w:hAnsi="Consolas"/>
@@ -858,8 +1049,20 @@
           <w:shd w:val="clear" w:color="auto" w:fill="auto"/>
           <w:lang w:eastAsia="en-US"/>
         </w:rPr>
-        <w:t>x_min</w:t>
-      </w:r>
+        <w:t>x</w:t>
+      </w:r>
+      <w:proofErr w:type="gramEnd"/>
+      <w:r>
+        <w:rPr>
+          <w:rFonts w:ascii="Consolas" w:eastAsiaTheme="minorEastAsia" w:hAnsi="Consolas"/>
+          <w:color w:val="19177C"/>
+          <w:sz w:val="22"/>
+          <w:shd w:val="clear" w:color="auto" w:fill="auto"/>
+          <w:lang w:eastAsia="en-US"/>
+        </w:rPr>
+        <w:t>_min</w:t>
+      </w:r>
+      <w:proofErr w:type="gramStart"/>
       <w:r>
         <w:rPr>
           <w:rFonts w:ascii="Consolas" w:eastAsiaTheme="minorEastAsia" w:hAnsi="Consolas"/>
@@ -887,7 +1090,18 @@
           <w:shd w:val="clear" w:color="auto" w:fill="auto"/>
           <w:lang w:eastAsia="en-US"/>
         </w:rPr>
-        <w:t>x_max</w:t>
+        <w:t>x</w:t>
+      </w:r>
+      <w:proofErr w:type="gramEnd"/>
+      <w:r>
+        <w:rPr>
+          <w:rFonts w:ascii="Consolas" w:eastAsiaTheme="minorEastAsia" w:hAnsi="Consolas"/>
+          <w:color w:val="19177C"/>
+          <w:sz w:val="22"/>
+          <w:shd w:val="clear" w:color="auto" w:fill="auto"/>
+          <w:lang w:eastAsia="en-US"/>
+        </w:rPr>
+        <w:t>_max</w:t>
       </w:r>
       <w:r>
         <w:rPr>
@@ -936,11 +1150,19 @@
       <w:r>
         <w:t>行内代码：</w:t>
       </w:r>
+      <w:proofErr w:type="gramStart"/>
       <w:r>
         <w:rPr>
           <w:rStyle w:val="InlineCode"/>
         </w:rPr>
-        <w:t>disp("Hello Matlab")</w:t>
+        <w:t>disp(</w:t>
+      </w:r>
+      <w:proofErr w:type="gramEnd"/>
+      <w:r>
+        <w:rPr>
+          <w:rStyle w:val="InlineCode"/>
+        </w:rPr>
+        <w:t>"Hello Matlab")</w:t>
       </w:r>
     </w:p>
     <w:p>
@@ -2756,6 +2978,7 @@
     <w:basedOn w:val="a"/>
     <w:next w:val="a0"/>
     <w:qFormat/>
+    <w:rsid w:val="00A3427D"/>
     <w:pPr>
       <w:keepNext/>
       <w:keepLines/>
@@ -2766,7 +2989,6 @@
       <w:rFonts w:asciiTheme="majorHAnsi" w:eastAsiaTheme="majorEastAsia" w:hAnsiTheme="majorHAnsi" w:cstheme="majorBidi"/>
       <w:b/>
       <w:bCs/>
-      <w:color w:val="345A8A" w:themeColor="accent1" w:themeShade="B5"/>
       <w:sz w:val="36"/>
       <w:szCs w:val="36"/>
     </w:rPr>
@@ -3006,6 +3228,7 @@
     <w:uiPriority w:val="39"/>
     <w:unhideWhenUsed/>
     <w:qFormat/>
+    <w:rsid w:val="00A3427D"/>
     <w:pPr>
       <w:spacing w:before="240" w:line="259" w:lineRule="auto"/>
       <w:outlineLvl w:val="9"/>
@@ -3013,7 +3236,6 @@
     <w:rPr>
       <w:b w:val="0"/>
       <w:bCs w:val="0"/>
-      <w:color w:val="365F91" w:themeColor="accent1" w:themeShade="BF"/>
     </w:rPr>
   </w:style>
   <w:style w:type="paragraph" w:customStyle="1" w:styleId="SourceCode">
